--- a/贝加尔湖50径-出行服务确认单.docx
+++ b/贝加尔湖50径-出行服务确认单.docx
@@ -142,6 +142,19 @@
       <w:pPr/>
       <w:r>
         <w:rPr>
+          <w:rFonts w:ascii="PingFang SC" w:hAnsi="PingFang SC" w:cs="PingFang SC"/>
+          <w:sz w:val="26"/>
+          <w:sz-cs w:val="26"/>
+          <w:spacing w:val="0"/>
+          <w:color w:val="141414"/>
+        </w:rPr>
+        <w:t xml:space="preserve">小红书号：9569489945　抖音号：44853130136</w:t>
+      </w:r>
+    </w:p>
+    <w:p>
+      <w:pPr/>
+      <w:r>
+        <w:rPr>
           <w:rFonts w:ascii="PingFang SC Semibold" w:hAnsi="PingFang SC Semibold" w:cs="PingFang SC Semibold"/>
           <w:sz w:val="26"/>
           <w:sz-cs w:val="26"/>
@@ -2340,7 +2353,7 @@
           <w:spacing w:val="0"/>
           <w:color w:val="757575"/>
         </w:rPr>
-        <w:t xml:space="preserve">贝加尔湖50径 · 推广人 怪咖叔　|　18618375879　|　微信 youla7982　|　chq324@126.com　|　baikal50.cn</w:t>
+        <w:t xml:space="preserve">贝加尔湖50径 · 推广人 怪咖叔　|　18618375879　|　微信 youla7982　|　chq324@126.com　|　小红书 9569489945　|　抖音 44853130136　|　baikal50.cn</w:t>
       </w:r>
     </w:p>
     <w:sectPr/>
